--- a/examples/anomalies/doc/46-classification-hanc_ml_mlp.docx
+++ b/examples/anomalies/doc/46-classification-hanc_ml_mlp.docx
@@ -140,6 +140,45 @@
       <w:pPr>
         <w:pStyle w:val="SourceCode"/>
       </w:pPr>
+      <w:r>
+        <w:rPr>
+          <w:rStyle w:val="FunctionTok"/>
+        </w:rPr>
+        <w:t xml:space="preserve">source</w:t>
+      </w:r>
+      <w:r>
+        <w:rPr>
+          <w:rStyle w:val="NormalTok"/>
+        </w:rPr>
+        <w:t xml:space="preserve">(</w:t>
+      </w:r>
+      <w:r>
+        <w:rPr>
+          <w:rStyle w:val="FunctionTok"/>
+        </w:rPr>
+        <w:t xml:space="preserve">url</w:t>
+      </w:r>
+      <w:r>
+        <w:rPr>
+          <w:rStyle w:val="NormalTok"/>
+        </w:rPr>
+        <w:t xml:space="preserve">(</w:t>
+      </w:r>
+      <w:r>
+        <w:rPr>
+          <w:rStyle w:val="StringTok"/>
+        </w:rPr>
+        <w:t xml:space="preserve">"https://raw.githubusercontent.com/cefet-rj-dal/harbinger/master/examples/seed.R"</w:t>
+      </w:r>
+      <w:r>
+        <w:rPr>
+          <w:rStyle w:val="NormalTok"/>
+        </w:rPr>
+        <w:t xml:space="preserve">))</w:t>
+      </w:r>
+      <w:r>
+        <w:br/>
+      </w:r>
       <w:r>
         <w:rPr>
           <w:rStyle w:val="CommentTok"/>
@@ -642,6 +681,21 @@
       </w:r>
       <w:r>
         <w:rPr>
+          <w:rStyle w:val="FunctionTok"/>
+        </w:rPr>
+        <w:t xml:space="preserve">set_example_seed</w:t>
+      </w:r>
+      <w:r>
+        <w:rPr>
+          <w:rStyle w:val="NormalTok"/>
+        </w:rPr>
+        <w:t xml:space="preserve">()</w:t>
+      </w:r>
+      <w:r>
+        <w:br/>
+      </w:r>
+      <w:r>
+        <w:rPr>
           <w:rStyle w:val="NormalTok"/>
         </w:rPr>
         <w:t xml:space="preserve">norm </w:t>
@@ -933,6 +987,21 @@
           <w:rStyle w:val="CommentTok"/>
         </w:rPr>
         <w:t xml:space="preserve"># Fit the model on training data</w:t>
+      </w:r>
+      <w:r>
+        <w:br/>
+      </w:r>
+      <w:r>
+        <w:rPr>
+          <w:rStyle w:val="FunctionTok"/>
+        </w:rPr>
+        <w:t xml:space="preserve">set_example_seed</w:t>
+      </w:r>
+      <w:r>
+        <w:rPr>
+          <w:rStyle w:val="NormalTok"/>
+        </w:rPr>
+        <w:t xml:space="preserve">()</w:t>
       </w:r>
       <w:r>
         <w:br/>
@@ -1959,7 +2028,7 @@
               <a:graphicData uri="http://schemas.openxmlformats.org/drawingml/2006/picture">
                 <pic:pic>
                   <pic:nvPicPr>
-                    <pic:cNvPr descr="/home/gpca/harbinger/examples/anomalies/doc/46-classification-hanc_ml_mlp_files/d834f9002c3da31e5203fb2ac91a93840610cc4d.png" id="27" name="Picture"/>
+                    <pic:cNvPr descr="/home/gpca/harbinger/examples/anomalies/doc/46-classification-hanc_ml_mlp_files/25387c6f2dd7e36a0e6b8f9d9d53ccb29d058a0c.png" id="27" name="Picture"/>
                     <pic:cNvPicPr>
                       <a:picLocks noChangeArrowheads="1" noChangeAspect="1"/>
                     </pic:cNvPicPr>
